--- a/share/SIH26-A0H-T333_Student_Declaration.docx
+++ b/share/SIH26-A0H-T333_Student_Declaration.docx
@@ -572,7 +572,7 @@
                 <w:sz w:val="20"/>
                 <w:szCs w:val="20"/>
               </w:rPr>
-              <w:t>FEMALE</w:t>
+              <w:t>F</w:t>
             </w:r>
           </w:p>
         </w:tc>
@@ -649,23 +649,13 @@
                 <w:szCs w:val="20"/>
               </w:rPr>
             </w:pPr>
-            <w:proofErr w:type="spellStart"/>
-            <w:r>
-              <w:rPr>
-                <w:rFonts w:cstheme="minorHAnsi"/>
-                <w:sz w:val="20"/>
-                <w:szCs w:val="20"/>
-              </w:rPr>
-              <w:t>Btech</w:t>
-            </w:r>
-            <w:proofErr w:type="spellEnd"/>
-            <w:r>
-              <w:rPr>
-                <w:rFonts w:cstheme="minorHAnsi"/>
-                <w:sz w:val="20"/>
-                <w:szCs w:val="20"/>
-              </w:rPr>
-              <w:t>. ECE</w:t>
+            <w:r>
+              <w:rPr>
+                <w:rFonts w:cstheme="minorHAnsi"/>
+                <w:sz w:val="20"/>
+                <w:szCs w:val="20"/>
+              </w:rPr>
+              <w:t>ECE</w:t>
             </w:r>
           </w:p>
         </w:tc>
@@ -770,7 +760,7 @@
                 <w:sz w:val="20"/>
                 <w:szCs w:val="20"/>
               </w:rPr>
-              <w:t>MALE</w:t>
+              <w:t>M</w:t>
             </w:r>
           </w:p>
         </w:tc>
@@ -839,23 +829,13 @@
                 <w:szCs w:val="20"/>
               </w:rPr>
             </w:pPr>
-            <w:proofErr w:type="spellStart"/>
-            <w:r>
-              <w:rPr>
-                <w:rFonts w:cstheme="minorHAnsi"/>
-                <w:sz w:val="20"/>
-                <w:szCs w:val="20"/>
-              </w:rPr>
-              <w:t>Btech</w:t>
-            </w:r>
-            <w:proofErr w:type="spellEnd"/>
-            <w:r>
-              <w:rPr>
-                <w:rFonts w:cstheme="minorHAnsi"/>
-                <w:sz w:val="20"/>
-                <w:szCs w:val="20"/>
-              </w:rPr>
-              <w:t>. ECE</w:t>
+            <w:r>
+              <w:rPr>
+                <w:rFonts w:cstheme="minorHAnsi"/>
+                <w:sz w:val="20"/>
+                <w:szCs w:val="20"/>
+              </w:rPr>
+              <w:t>ECE</w:t>
             </w:r>
           </w:p>
         </w:tc>
@@ -968,7 +948,7 @@
                 <w:sz w:val="20"/>
                 <w:szCs w:val="20"/>
               </w:rPr>
-              <w:t>MALE</w:t>
+              <w:t>M</w:t>
             </w:r>
           </w:p>
         </w:tc>
@@ -1037,23 +1017,13 @@
                 <w:szCs w:val="20"/>
               </w:rPr>
             </w:pPr>
-            <w:proofErr w:type="spellStart"/>
-            <w:r>
-              <w:rPr>
-                <w:rFonts w:cstheme="minorHAnsi"/>
-                <w:sz w:val="20"/>
-                <w:szCs w:val="20"/>
-              </w:rPr>
-              <w:t>Btech</w:t>
-            </w:r>
-            <w:proofErr w:type="spellEnd"/>
-            <w:r>
-              <w:rPr>
-                <w:rFonts w:cstheme="minorHAnsi"/>
-                <w:sz w:val="20"/>
-                <w:szCs w:val="20"/>
-              </w:rPr>
-              <w:t>. ECE</w:t>
+            <w:r>
+              <w:rPr>
+                <w:rFonts w:cstheme="minorHAnsi"/>
+                <w:sz w:val="20"/>
+                <w:szCs w:val="20"/>
+              </w:rPr>
+              <w:t>ECE</w:t>
             </w:r>
           </w:p>
         </w:tc>
@@ -1158,7 +1128,7 @@
                 <w:sz w:val="20"/>
                 <w:szCs w:val="20"/>
               </w:rPr>
-              <w:t>FEMALE</w:t>
+              <w:t>F</w:t>
             </w:r>
           </w:p>
         </w:tc>
@@ -1227,23 +1197,13 @@
                 <w:szCs w:val="20"/>
               </w:rPr>
             </w:pPr>
-            <w:proofErr w:type="spellStart"/>
-            <w:r>
-              <w:rPr>
-                <w:rFonts w:cstheme="minorHAnsi"/>
-                <w:sz w:val="20"/>
-                <w:szCs w:val="20"/>
-              </w:rPr>
-              <w:t>Btech</w:t>
-            </w:r>
-            <w:proofErr w:type="spellEnd"/>
-            <w:r>
-              <w:rPr>
-                <w:rFonts w:cstheme="minorHAnsi"/>
-                <w:sz w:val="20"/>
-                <w:szCs w:val="20"/>
-              </w:rPr>
-              <w:t>. ECE</w:t>
+            <w:r>
+              <w:rPr>
+                <w:rFonts w:cstheme="minorHAnsi"/>
+                <w:sz w:val="20"/>
+                <w:szCs w:val="20"/>
+              </w:rPr>
+              <w:t>ECE</w:t>
             </w:r>
           </w:p>
         </w:tc>
@@ -1348,7 +1308,7 @@
                 <w:sz w:val="20"/>
                 <w:szCs w:val="20"/>
               </w:rPr>
-              <w:t>MALE</w:t>
+              <w:t>M</w:t>
             </w:r>
           </w:p>
         </w:tc>
@@ -1417,23 +1377,13 @@
                 <w:szCs w:val="20"/>
               </w:rPr>
             </w:pPr>
-            <w:proofErr w:type="spellStart"/>
-            <w:r>
-              <w:rPr>
-                <w:rFonts w:cstheme="minorHAnsi"/>
-                <w:sz w:val="20"/>
-                <w:szCs w:val="20"/>
-              </w:rPr>
-              <w:t>Btech</w:t>
-            </w:r>
-            <w:proofErr w:type="spellEnd"/>
-            <w:r>
-              <w:rPr>
-                <w:rFonts w:cstheme="minorHAnsi"/>
-                <w:sz w:val="20"/>
-                <w:szCs w:val="20"/>
-              </w:rPr>
-              <w:t>. ECE</w:t>
+            <w:r>
+              <w:rPr>
+                <w:rFonts w:cstheme="minorHAnsi"/>
+                <w:sz w:val="20"/>
+                <w:szCs w:val="20"/>
+              </w:rPr>
+              <w:t>ECE</w:t>
             </w:r>
           </w:p>
         </w:tc>
@@ -1538,7 +1488,7 @@
                 <w:sz w:val="20"/>
                 <w:szCs w:val="20"/>
               </w:rPr>
-              <w:t>MALE</w:t>
+              <w:t>M</w:t>
             </w:r>
           </w:p>
         </w:tc>
@@ -1623,23 +1573,13 @@
                 <w:szCs w:val="20"/>
               </w:rPr>
             </w:pPr>
-            <w:proofErr w:type="spellStart"/>
-            <w:r>
-              <w:rPr>
-                <w:rFonts w:cstheme="minorHAnsi"/>
-                <w:sz w:val="20"/>
-                <w:szCs w:val="20"/>
-              </w:rPr>
-              <w:t>Btech</w:t>
-            </w:r>
-            <w:proofErr w:type="spellEnd"/>
-            <w:r>
-              <w:rPr>
-                <w:rFonts w:cstheme="minorHAnsi"/>
-                <w:sz w:val="20"/>
-                <w:szCs w:val="20"/>
-              </w:rPr>
-              <w:t>. ECE</w:t>
+            <w:r>
+              <w:rPr>
+                <w:rFonts w:cstheme="minorHAnsi"/>
+                <w:sz w:val="20"/>
+                <w:szCs w:val="20"/>
+              </w:rPr>
+              <w:t>ECE</w:t>
             </w:r>
           </w:p>
         </w:tc>
@@ -1704,6 +1644,8 @@
           <w:rFonts w:cstheme="minorHAnsi"/>
         </w:rPr>
       </w:pPr>
+      <w:bookmarkStart w:id="0" w:name="_GoBack"/>
+      <w:bookmarkEnd w:id="0"/>
     </w:p>
     <w:p>
       <w:pPr>
@@ -1769,7 +1711,6 @@
           <w:bCs/>
         </w:rPr>
       </w:pPr>
-      <w:bookmarkStart w:id="0" w:name="_GoBack"/>
       <w:r>
         <w:rPr>
           <w:rFonts w:cstheme="minorHAnsi"/>
@@ -1820,7 +1761,6 @@
           </wp:inline>
         </w:drawing>
       </w:r>
-      <w:bookmarkEnd w:id="0"/>
     </w:p>
     <w:sectPr>
       <w:pgSz w:w="12240" w:h="15840"/>

--- a/share/SIH26-A0H-T333_Student_Declaration.docx
+++ b/share/SIH26-A0H-T333_Student_Declaration.docx
@@ -273,6 +273,7 @@
         <w:rPr>
           <w:rFonts w:cstheme="minorHAnsi"/>
           <w:b/>
+          <w:bCs/>
         </w:rPr>
       </w:pPr>
       <w:r>
@@ -299,6 +300,26 @@
         </w:rPr>
         <w:t xml:space="preserve"> </w:t>
       </w:r>
+      <w:r>
+        <w:rPr>
+          <w:rFonts w:cstheme="minorHAnsi"/>
+          <w:b/>
+          <w:bCs/>
+        </w:rPr>
+        <w:t>YOUNG INNOVATORS</w:t>
+      </w:r>
+    </w:p>
+    <w:p>
+      <w:pPr>
+        <w:autoSpaceDE w:val="0"/>
+        <w:autoSpaceDN w:val="0"/>
+        <w:adjustRightInd w:val="0"/>
+        <w:spacing w:after="0" w:line="240" w:lineRule="auto"/>
+        <w:rPr>
+          <w:rFonts w:cstheme="minorHAnsi"/>
+          <w:b/>
+        </w:rPr>
+      </w:pPr>
     </w:p>
     <w:tbl>
       <w:tblPr>
@@ -309,7 +330,7 @@
       </w:tblPr>
       <w:tblGrid>
         <w:gridCol w:w="921"/>
-        <w:gridCol w:w="1702"/>
+        <w:gridCol w:w="1413"/>
         <w:gridCol w:w="893"/>
         <w:gridCol w:w="3777"/>
         <w:gridCol w:w="1230"/>
@@ -1103,7 +1124,23 @@
                 <w:sz w:val="20"/>
                 <w:szCs w:val="20"/>
               </w:rPr>
-              <w:t>SHRUTHIRANJANE B.S</w:t>
+              <w:t>SHRUTHI</w:t>
+            </w:r>
+            <w:r>
+              <w:rPr>
+                <w:rFonts w:cstheme="minorHAnsi"/>
+                <w:sz w:val="20"/>
+                <w:szCs w:val="20"/>
+              </w:rPr>
+              <w:t xml:space="preserve"> RANJANE B </w:t>
+            </w:r>
+            <w:r>
+              <w:rPr>
+                <w:rFonts w:cstheme="minorHAnsi"/>
+                <w:sz w:val="20"/>
+                <w:szCs w:val="20"/>
+              </w:rPr>
+              <w:t>S</w:t>
             </w:r>
           </w:p>
         </w:tc>
@@ -1573,6 +1610,8 @@
                 <w:szCs w:val="20"/>
               </w:rPr>
             </w:pPr>
+            <w:bookmarkStart w:id="0" w:name="_GoBack"/>
+            <w:bookmarkEnd w:id="0"/>
             <w:r>
               <w:rPr>
                 <w:rFonts w:cstheme="minorHAnsi"/>
@@ -1644,8 +1683,6 @@
           <w:rFonts w:cstheme="minorHAnsi"/>
         </w:rPr>
       </w:pPr>
-      <w:bookmarkStart w:id="0" w:name="_GoBack"/>
-      <w:bookmarkEnd w:id="0"/>
     </w:p>
     <w:p>
       <w:pPr>
